--- a/Certificados/Evaluaciones/Evaluación por pares-jefa de publicaciones.docx
+++ b/Certificados/Evaluaciones/Evaluación por pares-jefa de publicaciones.docx
@@ -768,7 +768,7 @@
           <w:sz w:val="22"/>
           <w:szCs w:val="22"/>
         </w:rPr>
-        <w:t>DHAYANA CAROLINA FERNÁNDEZ MATOS</w:t>
+        <w:t>JORGE ARMANDO NAVARRO BELTRÁN</w:t>
       </w:r>
     </w:p>
     <w:p>
@@ -812,7 +812,7 @@
           <w:sz w:val="22"/>
           <w:szCs w:val="22"/>
         </w:rPr>
-        <w:t>Jefa de Publicaciones</w:t>
+        <w:t>Jefe del Departamento de Publicaciones</w:t>
       </w:r>
     </w:p>
     <w:p>
